--- a/docs/report/IT4863-Nhom-BAT-Bao-cao.docx
+++ b/docs/report/IT4863-Nhom-BAT-Bao-cao.docx
@@ -6650,7 +6650,7 @@
                 <w:sz w:val="22"/>
                 <w:szCs w:val="22"/>
               </w:rPr>
-              <w:t>Ảnh, video; tài liệu vẫn được giữ</w:t>
+              <w:t>Video; tài liệu vẫn được giữ</w:t>
             </w:r>
           </w:p>
         </w:tc>
